--- a/backend/DOCS/TEMPELATE_Annexure.docx
+++ b/backend/DOCS/TEMPELATE_Annexure.docx
@@ -1334,30 +1334,17 @@
         <w:rPr>
           <w:rFonts w:ascii="Calibri"/>
         </w:rPr>
-        <w:t>SOLAR_</w:t>
-      </w:r>
-      <w:proofErr w:type="gramStart"/>
-      <w:r>
-        <w:rPr>
-          <w:rFonts w:ascii="Calibri"/>
-        </w:rPr>
-        <w:t>CAPACITY</w:t>
+        <w:t>SOLAR_CAPACITY</w:t>
       </w:r>
       <w:r>
         <w:t>}$</w:t>
       </w:r>
-      <w:proofErr w:type="gramEnd"/>
       <w:r>
         <w:t xml:space="preserve"> KWp capacity has been installed at the si</w:t>
       </w:r>
       <w:r>
-        <w:t>te ${INSTALLATION_</w:t>
+        <w:t>te ${INSTALLATION_CITY}$</w:t>
       </w:r>
-      <w:proofErr w:type="gramStart"/>
-      <w:r>
-        <w:t>CITY}$</w:t>
-      </w:r>
-      <w:proofErr w:type="gramEnd"/>
     </w:p>
     <w:p>
       <w:pPr>
@@ -1383,13 +1370,8 @@
         <w:t xml:space="preserve">District </w:t>
       </w:r>
       <w:r>
-        <w:t>${INSTALLATION_</w:t>
+        <w:t>${INSTALLATION_DISTRICT}$</w:t>
       </w:r>
-      <w:proofErr w:type="gramStart"/>
-      <w:r>
-        <w:t>DISTRICT}$</w:t>
-      </w:r>
-      <w:proofErr w:type="gramEnd"/>
       <w:r>
         <w:t xml:space="preserve"> of MAHARASHTRA which has been installed by M/S</w:t>
       </w:r>
@@ -1413,16 +1395,11 @@
         <w:t xml:space="preserve"> ${</w:t>
       </w:r>
       <w:r>
-        <w:t>INSTALLATION_</w:t>
-      </w:r>
-      <w:proofErr w:type="gramStart"/>
-      <w:r>
-        <w:t>DATE</w:t>
+        <w:t>INSTALLATION_DATE</w:t>
       </w:r>
       <w:r>
         <w:t>}$</w:t>
       </w:r>
-      <w:proofErr w:type="gramEnd"/>
       <w:r>
         <w:rPr>
           <w:rFonts w:ascii="Arial MT" w:hAnsi="Arial MT"/>
@@ -1524,6 +1501,13 @@
           <w:sz w:val="18"/>
         </w:rPr>
       </w:pPr>
+      <w:r>
+        <w:rPr>
+          <w:rFonts w:ascii="Arial MT"/>
+          <w:sz w:val="18"/>
+        </w:rPr>
+        <w:t>${CUSTOMER_SIGN}$</w:t>
+      </w:r>
     </w:p>
     <w:p>
       <w:pPr>

--- a/backend/DOCS/TEMPELATE_Annexure.docx
+++ b/backend/DOCS/TEMPELATE_Annexure.docx
@@ -97,8 +97,13 @@
                 <w:sz w:val="15"/>
               </w:rPr>
             </w:pPr>
-            <w:r>
-              <w:t>SNo.</w:t>
+            <w:proofErr w:type="spellStart"/>
+            <w:r>
+              <w:t>SNo</w:t>
+            </w:r>
+            <w:proofErr w:type="spellEnd"/>
+            <w:r>
+              <w:t>.</w:t>
             </w:r>
           </w:p>
         </w:tc>
@@ -198,8 +203,13 @@
               </w:rPr>
             </w:pPr>
             <w:r>
-              <w:t>${CONSUMER_NAME}$</w:t>
-            </w:r>
+              <w:t>${CONSUMER_</w:t>
+            </w:r>
+            <w:proofErr w:type="gramStart"/>
+            <w:r>
+              <w:t>NAME}$</w:t>
+            </w:r>
+            <w:proofErr w:type="gramEnd"/>
           </w:p>
         </w:tc>
       </w:tr>
@@ -259,8 +269,13 @@
               </w:rPr>
             </w:pPr>
             <w:r>
-              <w:t>${CONSUMER_NO}$</w:t>
-            </w:r>
+              <w:t>${CONSUMER_</w:t>
+            </w:r>
+            <w:proofErr w:type="gramStart"/>
+            <w:r>
+              <w:t>NO}$</w:t>
+            </w:r>
+            <w:proofErr w:type="gramEnd"/>
           </w:p>
         </w:tc>
       </w:tr>
@@ -320,8 +335,13 @@
               </w:rPr>
             </w:pPr>
             <w:r>
-              <w:t>${CONSUMER_PHONE}$</w:t>
-            </w:r>
+              <w:t>${CONSUMER_</w:t>
+            </w:r>
+            <w:proofErr w:type="gramStart"/>
+            <w:r>
+              <w:t>PHONE}$</w:t>
+            </w:r>
+            <w:proofErr w:type="gramEnd"/>
           </w:p>
         </w:tc>
       </w:tr>
@@ -381,8 +401,13 @@
               </w:rPr>
             </w:pPr>
             <w:r>
-              <w:t>${CONSUMER_EMAIL}$</w:t>
-            </w:r>
+              <w:t>${CONSUMER_</w:t>
+            </w:r>
+            <w:proofErr w:type="gramStart"/>
+            <w:r>
+              <w:t>EMAIL}$</w:t>
+            </w:r>
+            <w:proofErr w:type="gramEnd"/>
           </w:p>
         </w:tc>
       </w:tr>
@@ -458,8 +483,13 @@
               </w:rPr>
             </w:pPr>
             <w:r>
-              <w:t>${CONSUMER_ADDRESS}$</w:t>
-            </w:r>
+              <w:t>${CONSUMER_</w:t>
+            </w:r>
+            <w:proofErr w:type="gramStart"/>
+            <w:r>
+              <w:t>ADDRESS}$</w:t>
+            </w:r>
+            <w:proofErr w:type="gramEnd"/>
           </w:p>
         </w:tc>
       </w:tr>
@@ -670,7 +700,15 @@
               </w:rPr>
             </w:pPr>
             <w:r>
-              <w:t>Sanctioned Capacity(KW)</w:t>
+              <w:t xml:space="preserve">Sanctioned </w:t>
+            </w:r>
+            <w:proofErr w:type="gramStart"/>
+            <w:r>
+              <w:t>Capacity(</w:t>
+            </w:r>
+            <w:proofErr w:type="gramEnd"/>
+            <w:r>
+              <w:t>KW)</w:t>
             </w:r>
           </w:p>
         </w:tc>
@@ -683,8 +721,13 @@
               <w:pStyle w:val="TableParagraph"/>
             </w:pPr>
             <w:r>
-              <w:t>${SANCTIONED_CAPACITY}$</w:t>
-            </w:r>
+              <w:t>${SANCTIONED_</w:t>
+            </w:r>
+            <w:proofErr w:type="gramStart"/>
+            <w:r>
+              <w:t>CAPACITY}$</w:t>
+            </w:r>
+            <w:proofErr w:type="gramEnd"/>
           </w:p>
         </w:tc>
       </w:tr>
@@ -845,7 +888,23 @@
               </w:rPr>
             </w:pPr>
             <w:r>
-              <w:t xml:space="preserve">RE installed Capacity(Rooftop)(KW)                                                                                                   </w:t>
+              <w:t xml:space="preserve">RE installed </w:t>
+            </w:r>
+            <w:proofErr w:type="gramStart"/>
+            <w:r>
+              <w:t>Capacity(</w:t>
+            </w:r>
+            <w:proofErr w:type="gramEnd"/>
+            <w:r>
+              <w:t>Rooftop)(</w:t>
+            </w:r>
+            <w:proofErr w:type="gramStart"/>
+            <w:r>
+              <w:t xml:space="preserve">KW)   </w:t>
+            </w:r>
+            <w:proofErr w:type="gramEnd"/>
+            <w:r>
+              <w:t xml:space="preserve">                                                                                                </w:t>
             </w:r>
           </w:p>
         </w:tc>
@@ -865,11 +924,16 @@
               <w:t>${</w:t>
             </w:r>
             <w:r>
-              <w:t>SOLAR_CAPACITY</w:t>
+              <w:t>SOLAR_</w:t>
+            </w:r>
+            <w:proofErr w:type="gramStart"/>
+            <w:r>
+              <w:t>CAPACITY</w:t>
             </w:r>
             <w:r>
               <w:t>}$</w:t>
             </w:r>
+            <w:proofErr w:type="gramEnd"/>
           </w:p>
         </w:tc>
       </w:tr>
@@ -912,7 +976,23 @@
               </w:rPr>
             </w:pPr>
             <w:r>
-              <w:t>RE installed Capacity(Rooftop + Ground)(KW)</w:t>
+              <w:t xml:space="preserve">RE installed </w:t>
+            </w:r>
+            <w:proofErr w:type="gramStart"/>
+            <w:r>
+              <w:t>Capacity(</w:t>
+            </w:r>
+            <w:proofErr w:type="gramEnd"/>
+            <w:r>
+              <w:t xml:space="preserve">Rooftop + </w:t>
+            </w:r>
+            <w:proofErr w:type="gramStart"/>
+            <w:r>
+              <w:t>Ground)(</w:t>
+            </w:r>
+            <w:proofErr w:type="gramEnd"/>
+            <w:r>
+              <w:t>KW)</w:t>
             </w:r>
           </w:p>
         </w:tc>
@@ -973,7 +1053,15 @@
               </w:rPr>
             </w:pPr>
             <w:r>
-              <w:t>RE installed Capacity(Ground)(KW)</w:t>
+              <w:t xml:space="preserve">RE installed </w:t>
+            </w:r>
+            <w:proofErr w:type="gramStart"/>
+            <w:r>
+              <w:t>Capacity(</w:t>
+            </w:r>
+            <w:proofErr w:type="gramEnd"/>
+            <w:r>
+              <w:t>Ground)(KW)</w:t>
             </w:r>
           </w:p>
         </w:tc>
@@ -1051,8 +1139,21 @@
                 <w:sz w:val="15"/>
               </w:rPr>
             </w:pPr>
-            <w:r>
-              <w:t>SolarPV Details Inverter Capacity(KW) Inverter Make</w:t>
+            <w:proofErr w:type="spellStart"/>
+            <w:r>
+              <w:t>SolarPV</w:t>
+            </w:r>
+            <w:proofErr w:type="spellEnd"/>
+            <w:r>
+              <w:t xml:space="preserve"> Details Inverter </w:t>
+            </w:r>
+            <w:proofErr w:type="gramStart"/>
+            <w:r>
+              <w:t>Capacity(</w:t>
+            </w:r>
+            <w:proofErr w:type="gramEnd"/>
+            <w:r>
+              <w:t>KW) Inverter Make</w:t>
             </w:r>
           </w:p>
           <w:p>
@@ -1065,8 +1166,13 @@
                 <w:sz w:val="15"/>
               </w:rPr>
             </w:pPr>
-            <w:r>
-              <w:t>No .of PV Modules</w:t>
+            <w:proofErr w:type="gramStart"/>
+            <w:r>
+              <w:t>No .of</w:t>
+            </w:r>
+            <w:proofErr w:type="gramEnd"/>
+            <w:r>
+              <w:t xml:space="preserve"> PV Modules</w:t>
             </w:r>
           </w:p>
           <w:p>
@@ -1105,8 +1211,13 @@
               </w:rPr>
             </w:pPr>
             <w:r>
-              <w:t>${INSTALLATION_DATE}$</w:t>
-            </w:r>
+              <w:t>${INSTALLATION_</w:t>
+            </w:r>
+            <w:proofErr w:type="gramStart"/>
+            <w:r>
+              <w:t>DATE}$</w:t>
+            </w:r>
+            <w:proofErr w:type="gramEnd"/>
           </w:p>
           <w:p>
             <w:pPr>
@@ -1141,8 +1252,13 @@
               <w:ind w:right="-72"/>
             </w:pPr>
             <w:r>
-              <w:t>${INVERTER_CAPACITY}$</w:t>
-            </w:r>
+              <w:t>${INVERTER_</w:t>
+            </w:r>
+            <w:proofErr w:type="gramStart"/>
+            <w:r>
+              <w:t>CAPACITY}$</w:t>
+            </w:r>
+            <w:proofErr w:type="gramEnd"/>
           </w:p>
           <w:p>
             <w:pPr>
@@ -1174,8 +1290,16 @@
               <w:rPr>
                 <w:sz w:val="20"/>
               </w:rPr>
-              <w:t>${INVERTER_MAKE}$</w:t>
-            </w:r>
+              <w:t>${INVERTER_</w:t>
+            </w:r>
+            <w:proofErr w:type="gramStart"/>
+            <w:r>
+              <w:rPr>
+                <w:sz w:val="20"/>
+              </w:rPr>
+              <w:t>MAKE}$</w:t>
+            </w:r>
+            <w:proofErr w:type="gramEnd"/>
           </w:p>
           <w:p>
             <w:pPr>
@@ -1204,14 +1328,22 @@
               <w:rPr>
                 <w:sz w:val="20"/>
               </w:rPr>
-              <w:t>NO_OF_PANEL</w:t>
-            </w:r>
+              <w:t>NO_OF_</w:t>
+            </w:r>
+            <w:proofErr w:type="gramStart"/>
             <w:r>
               <w:rPr>
                 <w:sz w:val="20"/>
               </w:rPr>
+              <w:t>PANEL</w:t>
+            </w:r>
+            <w:r>
+              <w:rPr>
+                <w:sz w:val="20"/>
+              </w:rPr>
               <w:t>}$</w:t>
             </w:r>
+            <w:proofErr w:type="gramEnd"/>
           </w:p>
           <w:p>
             <w:pPr>
@@ -1240,14 +1372,22 @@
               <w:rPr>
                 <w:sz w:val="20"/>
               </w:rPr>
-              <w:t>PANEL_WATT</w:t>
-            </w:r>
+              <w:t>PANEL_</w:t>
+            </w:r>
+            <w:proofErr w:type="gramStart"/>
             <w:r>
               <w:rPr>
                 <w:sz w:val="20"/>
               </w:rPr>
+              <w:t>WATT</w:t>
+            </w:r>
+            <w:r>
+              <w:rPr>
+                <w:sz w:val="20"/>
+              </w:rPr>
               <w:t>}$</w:t>
             </w:r>
+            <w:proofErr w:type="gramEnd"/>
           </w:p>
         </w:tc>
       </w:tr>
@@ -1334,17 +1474,38 @@
         <w:rPr>
           <w:rFonts w:ascii="Calibri"/>
         </w:rPr>
-        <w:t>SOLAR_CAPACITY</w:t>
+        <w:t>SOLAR_</w:t>
+      </w:r>
+      <w:proofErr w:type="gramStart"/>
+      <w:r>
+        <w:rPr>
+          <w:rFonts w:ascii="Calibri"/>
+        </w:rPr>
+        <w:t>CAPACITY</w:t>
       </w:r>
       <w:r>
         <w:t>}$</w:t>
       </w:r>
-      <w:r>
-        <w:t xml:space="preserve"> KWp capacity has been installed at the si</w:t>
-      </w:r>
-      <w:r>
-        <w:t>te ${INSTALLATION_CITY}$</w:t>
-      </w:r>
+      <w:proofErr w:type="gramEnd"/>
+      <w:r>
+        <w:t xml:space="preserve"> </w:t>
+      </w:r>
+      <w:proofErr w:type="spellStart"/>
+      <w:r>
+        <w:t>KWp</w:t>
+      </w:r>
+      <w:proofErr w:type="spellEnd"/>
+      <w:r>
+        <w:t xml:space="preserve"> capacity has been installed at the si</w:t>
+      </w:r>
+      <w:r>
+        <w:t>te ${INSTALLATION_</w:t>
+      </w:r>
+      <w:proofErr w:type="gramStart"/>
+      <w:r>
+        <w:t>CITY}$</w:t>
+      </w:r>
+      <w:proofErr w:type="gramEnd"/>
     </w:p>
     <w:p>
       <w:pPr>
@@ -1370,8 +1531,13 @@
         <w:t xml:space="preserve">District </w:t>
       </w:r>
       <w:r>
-        <w:t>${INSTALLATION_DISTRICT}$</w:t>
-      </w:r>
+        <w:t>${INSTALLATION_</w:t>
+      </w:r>
+      <w:proofErr w:type="gramStart"/>
+      <w:r>
+        <w:t>DISTRICT}$</w:t>
+      </w:r>
+      <w:proofErr w:type="gramEnd"/>
       <w:r>
         <w:t xml:space="preserve"> of MAHARASHTRA which has been installed by M/S</w:t>
       </w:r>
@@ -1395,11 +1561,16 @@
         <w:t xml:space="preserve"> ${</w:t>
       </w:r>
       <w:r>
-        <w:t>INSTALLATION_DATE</w:t>
+        <w:t>INSTALLATION_</w:t>
+      </w:r>
+      <w:proofErr w:type="gramStart"/>
+      <w:r>
+        <w:t>DATE</w:t>
       </w:r>
       <w:r>
         <w:t>}$</w:t>
       </w:r>
+      <w:proofErr w:type="gramEnd"/>
       <w:r>
         <w:rPr>
           <w:rFonts w:ascii="Arial MT" w:hAnsi="Arial MT"/>
@@ -1447,67 +1618,22 @@
           <w:sz w:val="18"/>
         </w:rPr>
       </w:pPr>
-    </w:p>
-    <w:p>
-      <w:pPr>
-        <w:spacing w:before="2"/>
+      <w:r>
         <w:rPr>
           <w:rFonts w:ascii="Arial MT"/>
           <w:sz w:val="18"/>
         </w:rPr>
-      </w:pPr>
-    </w:p>
-    <w:p>
-      <w:pPr>
-        <w:spacing w:before="2"/>
+        <w:t>${CUSTOMER_</w:t>
+      </w:r>
+      <w:proofErr w:type="gramStart"/>
+      <w:r>
         <w:rPr>
           <w:rFonts w:ascii="Arial MT"/>
           <w:sz w:val="18"/>
         </w:rPr>
-      </w:pPr>
-    </w:p>
-    <w:p>
-      <w:pPr>
-        <w:spacing w:before="2"/>
-        <w:rPr>
-          <w:rFonts w:ascii="Arial MT"/>
-          <w:sz w:val="18"/>
-        </w:rPr>
-      </w:pPr>
-    </w:p>
-    <w:p>
-      <w:pPr>
-        <w:spacing w:before="2"/>
-        <w:rPr>
-          <w:rFonts w:ascii="Arial MT"/>
-          <w:sz w:val="18"/>
-        </w:rPr>
-      </w:pPr>
-    </w:p>
-    <w:p>
-      <w:pPr>
-        <w:spacing w:before="2"/>
-        <w:rPr>
-          <w:rFonts w:ascii="Arial MT"/>
-          <w:sz w:val="18"/>
-        </w:rPr>
-      </w:pPr>
-    </w:p>
-    <w:p>
-      <w:pPr>
-        <w:spacing w:before="2"/>
-        <w:rPr>
-          <w:rFonts w:ascii="Arial MT"/>
-          <w:sz w:val="18"/>
-        </w:rPr>
-      </w:pPr>
-      <w:r>
-        <w:rPr>
-          <w:rFonts w:ascii="Arial MT"/>
-          <w:sz w:val="18"/>
-        </w:rPr>
-        <w:t>${CUSTOMER_SIGN}$</w:t>
-      </w:r>
+        <w:t>SIGN}$</w:t>
+      </w:r>
+      <w:proofErr w:type="gramEnd"/>
     </w:p>
     <w:p>
       <w:pPr>
